--- a/business/strategy/ETABLIX-Go-To-Market-UK-13-Week-Plan.docx
+++ b/business/strategy/ETABLIX-Go-To-Market-UK-13-Week-Plan.docx
@@ -275,7 +275,7 @@
                 <w:sz w:val="18"/>
                 <w:szCs w:val="18"/>
               </w:rPr>
-              <w:t xml:space="preserve">5 — supersedes revisions 3 and 4. Revision 4 ended at 18 December; this one completes the ninety days in January.</w:t>
+              <w:t xml:space="preserve">6 — supersedes revision 5. GE Vernova moved from out of scope to a third live route on 28 September; the funnel is recalculated on three warm routes rather than two.</w:t>
             </w:r>
           </w:p>
         </w:tc>
@@ -699,7 +699,7 @@
                 <w:sz w:val="18"/>
                 <w:szCs w:val="18"/>
               </w:rPr>
-              <w:t xml:space="preserve">132 approaches in weeks 1–7 (128 effective after the shutdown discount) for 74% confidence. 162 would be needed for 80%; the gap and its two levers are at 5.1</w:t>
+              <w:t xml:space="preserve">132 approaches in weeks 1–7 (128 effective after the shutdown discount) for 78% confidence. 142 would be needed for 80%; the gap and its two levers are at 5.1</w:t>
             </w:r>
           </w:p>
         </w:tc>
@@ -1051,7 +1051,7 @@
                 <w:sz w:val="18"/>
                 <w:szCs w:val="18"/>
               </w:rPr>
-              <w:t xml:space="preserve">72.2%</w:t>
+              <w:t xml:space="preserve">76.3%</w:t>
             </w:r>
           </w:p>
         </w:tc>
@@ -1105,7 +1105,7 @@
                 <w:sz w:val="18"/>
                 <w:szCs w:val="18"/>
               </w:rPr>
-              <w:t xml:space="preserve">74.0%</w:t>
+              <w:t xml:space="preserve">77.9%</w:t>
             </w:r>
           </w:p>
         </w:tc>
@@ -1157,7 +1157,7 @@
                 <w:sz w:val="18"/>
                 <w:szCs w:val="18"/>
               </w:rPr>
-              <w:t xml:space="preserve">+1.8 points</w:t>
+              <w:t xml:space="preserve">+1.5 points</w:t>
             </w:r>
           </w:p>
         </w:tc>
@@ -2569,7 +2569,7 @@
                 <w:sz w:val="18"/>
                 <w:szCs w:val="18"/>
               </w:rPr>
-              <w:t xml:space="preserve">The 2 live referrals, alone</w:t>
+              <w:t xml:space="preserve">The 3 live routes, alone</w:t>
             </w:r>
           </w:p>
         </w:tc>
@@ -2594,7 +2594,7 @@
                 <w:sz w:val="18"/>
                 <w:szCs w:val="18"/>
               </w:rPr>
-              <w:t xml:space="preserve">28% — 2 referrals, nothing else</w:t>
+              <w:t xml:space="preserve">39% — 3 warm routes, nothing else</w:t>
             </w:r>
           </w:p>
         </w:tc>
@@ -2648,7 +2648,7 @@
                 <w:sz w:val="18"/>
                 <w:szCs w:val="18"/>
               </w:rPr>
-              <w:t xml:space="preserve">111</w:t>
+              <w:t xml:space="preserve">91</w:t>
             </w:r>
           </w:p>
         </w:tc>
@@ -2700,7 +2700,7 @@
                 <w:sz w:val="18"/>
                 <w:szCs w:val="18"/>
               </w:rPr>
-              <w:t xml:space="preserve">162</w:t>
+              <w:t xml:space="preserve">142</w:t>
             </w:r>
           </w:p>
         </w:tc>
@@ -2754,7 +2754,7 @@
                 <w:sz w:val="18"/>
                 <w:szCs w:val="18"/>
               </w:rPr>
-              <w:t xml:space="preserve">249</w:t>
+              <w:t xml:space="preserve">229</w:t>
             </w:r>
           </w:p>
         </w:tc>
@@ -2806,12 +2806,31 @@
                 <w:sz w:val="18"/>
                 <w:szCs w:val="18"/>
               </w:rPr>
-              <w:t xml:space="preserve">74.0% — chosen, and the gap is named at 5.1</w:t>
+              <w:t xml:space="preserve">77.9% — chosen, and the gap is named at 5.1</w:t>
             </w:r>
           </w:p>
         </w:tc>
       </w:tr>
     </w:tbl>
+    <w:p>
+      <w:pPr>
+        <w:pBdr>
+          <w:left w:val="single" w:color="9C7A3C" w:sz="18" w:space="10"/>
+        </w:pBdr>
+        <w:shd w:fill="EFE6D2" w:color="auto" w:val="clear"/>
+        <w:spacing w:after="150" w:before="150" w:line="280"/>
+        <w:ind w:left="170" w:right="170"/>
+      </w:pPr>
+      <w:r>
+        <w:rPr>
+          <w:rFonts w:ascii="Arial" w:cs="Arial" w:eastAsia="Arial" w:hAnsi="Arial"/>
+          <w:color w:val="14181D"/>
+          <w:sz w:val="19"/>
+          <w:szCs w:val="19"/>
+        </w:rPr>
+        <w:t xml:space="preserve">The 3 warm routes now carry 39% between them, up from 28% when there were two. That is a real change in the facts and it is counted. It is not a reason to relax: the 15% warm win rate is the least tested assumption in this document, resting on no completed engagement at all. Three routes are now three chances to replace it with a number.</w:t>
+      </w:r>
+    </w:p>
     <w:p>
       <w:pPr>
         <w:pStyle w:val="ListParagraph"/>
@@ -2839,7 +2858,7 @@
           <w:sz w:val="20"/>
           <w:szCs w:val="20"/>
         </w:rPr>
-        <w:t xml:space="preserve">This is a sprint, not a cadence. 24 a week for seven weeks would buy 80% and is not sustainable alongside delivery by one person; this is. The honest position is 74.0% with the levers to close it, not 80% on paper and ten unsent emails a week in practice.</w:t>
+        <w:t xml:space="preserve">This is a sprint, not a cadence. 21 a week for seven weeks would buy 80% and is not sustainable alongside delivery by one person; this is. The honest position is 77.9% with the levers to close it, not 80% on paper and ten unsent emails a week in practice.</w:t>
       </w:r>
     </w:p>
     <w:p>
@@ -5588,7 +5607,7 @@
           <w:sz w:val="20"/>
           <w:szCs w:val="20"/>
         </w:rPr>
-        <w:t xml:space="preserve">Tier-one contractors and the grid EPCs are the larger prize and they are the slower sale: prequalification, supplier onboarding, framework positions, and a purchase order that may take longer than this quarter. They are worked in parallel — both live referrals sit there — but nothing in this plan depends on them closing before 8 Jan.</w:t>
+        <w:t xml:space="preserve">Tier-one contractors and the grid EPCs are the larger prize and they are the slower sale: prequalification, supplier onboarding, framework positions, and a purchase order that may take longer than this quarter. They are worked in parallel — all three live routes sit there — but nothing in this plan depends on them closing before 8 Jan.</w:t>
       </w:r>
     </w:p>
     <w:p>
@@ -5867,7 +5886,7 @@
                 <w:sz w:val="18"/>
                 <w:szCs w:val="18"/>
               </w:rPr>
-              <w:t xml:space="preserve">HIGHEST VALUE, SLOWER. Both live referrals are here. Repeated compounds at similar scale, which is where a specification written once carries. Lead with the repeat argument, not with one site.</w:t>
+              <w:t xml:space="preserve">HIGHEST VALUE, SLOWER. All three live routes are here. Repeated compounds at similar scale, which is where a specification written once carries. Lead with the repeat argument, not with one site.</w:t>
             </w:r>
           </w:p>
         </w:tc>
@@ -6240,7 +6259,7 @@
                 <w:sz w:val="16"/>
                 <w:szCs w:val="16"/>
               </w:rPr>
-              <w:t xml:space="preserve">Hitachi Energy (LIVE) · Siemens Energy (LIVE) · Linxon · Omexom · Balfour Beatty · J Murphy &amp; Sons · Taylor Woodrow · Freedom / NG Bailey · Telent · Jones Bros · Morrison Energy Services · Amey</w:t>
+              <w:t xml:space="preserve">Hitachi Energy (LIVE) · Siemens Energy (LIVE) · GE Vernova (LIVE) · Linxon · Omexom · Balfour Beatty · J Murphy &amp; Sons · Taylor Woodrow · Freedom / NG Bailey · Telent · Jones Bros · Morrison Energy Services · Amey</w:t>
             </w:r>
           </w:p>
         </w:tc>
@@ -10966,7 +10985,7 @@
                 <w:sz w:val="18"/>
                 <w:szCs w:val="18"/>
               </w:rPr>
-              <w:t xml:space="preserve">162</w:t>
+              <w:t xml:space="preserve">142</w:t>
             </w:r>
           </w:p>
         </w:tc>
@@ -11020,7 +11039,7 @@
                 <w:sz w:val="18"/>
                 <w:szCs w:val="18"/>
               </w:rPr>
-              <w:t xml:space="preserve">34</w:t>
+              <w:t xml:space="preserve">14</w:t>
             </w:r>
           </w:p>
         </w:tc>
@@ -11072,7 +11091,7 @@
                 <w:sz w:val="18"/>
                 <w:szCs w:val="18"/>
               </w:rPr>
-              <w:t xml:space="preserve">74.0%</w:t>
+              <w:t xml:space="preserve">77.9%</w:t>
             </w:r>
           </w:p>
         </w:tc>
@@ -11145,7 +11164,7 @@
           <w:sz w:val="20"/>
           <w:szCs w:val="20"/>
         </w:rPr>
-        <w:t xml:space="preserve">The plan buys 74.0%, not 80%. </w:t>
+        <w:t xml:space="preserve">The plan buys 77.9%, not 80%. </w:t>
       </w:r>
       <w:r>
         <w:rPr>
@@ -11281,7 +11300,7 @@
                 <w:sz w:val="18"/>
                 <w:szCs w:val="18"/>
               </w:rPr>
-              <w:t xml:space="preserve">The 10% assumption is for a targeted approach. At 12.6% the same 132 approaches reach 80% with no extra volume at all. That is what the four qualification tests at 3.3 buy, and tier 1 is expected to beat 10% because the ticket is small and the buyer has nobody in-house. This lever costs research time, which is available; the other costs sending time, which is not.</w:t>
+              <w:t xml:space="preserve">The 10% assumption is for a targeted approach. At 11.0% the same 132 approaches reach 80% with no extra volume at all. That is what the four qualification tests at 3.3 buy, and tier 1 is expected to beat 10% because the ticket is small and the buyer has nobody in-house. This lever costs research time, which is available; the other costs sending time, which is not.</w:t>
             </w:r>
           </w:p>
         </w:tc>
@@ -11309,7 +11328,7 @@
                 <w:sz w:val="18"/>
                 <w:szCs w:val="18"/>
               </w:rPr>
-              <w:t xml:space="preserve">Raise the sprint to 24 a week</w:t>
+              <w:t xml:space="preserve">Raise the sprint to 21 a week</w:t>
             </w:r>
           </w:p>
         </w:tc>
@@ -11335,7 +11354,7 @@
                 <w:sz w:val="18"/>
                 <w:szCs w:val="18"/>
               </w:rPr>
-              <w:t xml:space="preserve">34 more effective approaches across seven weeks is about 5 a week on top of 20. It reaches 80% arithmetically. It is the fallback if the week 4 reply rate comes in at or below 10%, and it has to be paid for: LinkedIn drops to one comment a week and Thursday's list-building moves to Sunday.</w:t>
+              <w:t xml:space="preserve">14 more effective approaches across seven weeks is about 2 a week on top of 20. It reaches 80% arithmetically. It is the fallback if the week 4 reply rate comes in at or below 10%, and it has to be paid for: LinkedIn drops to one comment a week and Thursday's list-building moves to Sunday.</w:t>
             </w:r>
           </w:p>
         </w:tc>
@@ -11404,7 +11423,7 @@
           <w:sz w:val="20"/>
           <w:szCs w:val="20"/>
         </w:rPr>
-        <w:t xml:space="preserve">Decision rule, and it is a reading rather than a judgement: measure the reply rate at the end of week 4 — 23 October 2026. At or above 12.6%, hold the sprint at 20. Below it, go to 24 a week for weeks 5, 6 and 7 only, and pay for it by cutting LinkedIn and moving list-building to the weekend. There is no third option, because week 7 is the wall.</w:t>
+        <w:t xml:space="preserve">Decision rule, and it is a reading rather than a judgement: measure the reply rate at the end of week 4 — 23 October 2026. At or above 11.0%, hold the sprint at 20. Below it, go to 21 a week for weeks 5, 6 and 7 only, and pay for it by cutting LinkedIn and moving list-building to the weekend. There is no third option, because week 7 is the wall.</w:t>
       </w:r>
     </w:p>
     <w:p>
@@ -11909,7 +11928,7 @@
           <w:sz w:val="20"/>
           <w:szCs w:val="20"/>
         </w:rPr>
-        <w:t xml:space="preserve">The two live referrals — Hitachi Energy and Siemens Energy — get a short, no-ask December note. They are the 28% and they are the relationships most damaged by a three-week silence.</w:t>
+        <w:t xml:space="preserve">The three live routes — Hitachi Energy, Siemens Energy and GE Vernova — get a short, no-ask December note. They are the 39% and they are the relationships most damaged by a three-week silence.</w:t>
       </w:r>
     </w:p>
     <w:p>
@@ -12046,7 +12065,7 @@
           <w:sz w:val="20"/>
           <w:szCs w:val="20"/>
         </w:rPr>
-        <w:t xml:space="preserve">Budgets reset, priorities move, the champion returns to a different set of problems. That assumption reduces week 7's 12 approaches to 8.4 effective ones and costs the plan about 0.7 of a point. It is a guess, and it is the cheapest guess in the document to replace with a fact.</w:t>
+        <w:t xml:space="preserve">Budgets reset, priorities move, the champion returns to a different set of problems. That assumption reduces week 7's 12 approaches to 8.4 effective ones and costs the plan about 0.6 of a point. It is a guess, and it is the cheapest guess in the document to replace with a fact.</w:t>
       </w:r>
     </w:p>
     <w:p>
@@ -12276,7 +12295,7 @@
                 <w:sz w:val="18"/>
                 <w:szCs w:val="18"/>
               </w:rPr>
-              <w:t xml:space="preserve">Reply rate ≥ 12.6%</w:t>
+              <w:t xml:space="preserve">Reply rate ≥ 11.0%</w:t>
             </w:r>
           </w:p>
         </w:tc>
@@ -12302,7 +12321,7 @@
                 <w:sz w:val="18"/>
                 <w:szCs w:val="18"/>
               </w:rPr>
-              <w:t xml:space="preserve">Apply the section 5.1 decision rule now, not at the wall. Raise to 24 a week for weeks 5 to 7, or accept 74.0% knowingly.</w:t>
+              <w:t xml:space="preserve">Apply the section 5.1 decision rule now, not at the wall. Raise to 21 a week for weeks 5 to 7, or accept 77.9% knowingly.</w:t>
             </w:r>
           </w:p>
         </w:tc>
@@ -15003,7 +15022,7 @@
                 <w:sz w:val="14"/>
                 <w:szCs w:val="14"/>
               </w:rPr>
-              <w:t xml:space="preserve">≥13%</w:t>
+              <w:t xml:space="preserve">≥11%</w:t>
             </w:r>
           </w:p>
         </w:tc>
@@ -15029,7 +15048,7 @@
                 <w:sz w:val="14"/>
                 <w:szCs w:val="14"/>
               </w:rPr>
-              <w:t xml:space="preserve">≥13%</w:t>
+              <w:t xml:space="preserve">≥11%</w:t>
             </w:r>
           </w:p>
         </w:tc>
@@ -16289,7 +16308,7 @@
           <w:sz w:val="20"/>
           <w:szCs w:val="20"/>
         </w:rPr>
-        <w:t xml:space="preserve">Revision 3 spent its first week on the delivery record, the referees and CHIC, and sent nothing. That was affordable over thirteen consecutive weeks. It is not affordable over seven convertible ones — a week of unblocking inside the sprint costs 20 approaches and about 4.5 of a point. So the unblocking happens now, before the clock starts.</w:t>
+        <w:t xml:space="preserve">Revision 3 spent its first week on the delivery record, the referees and CHIC, and sent nothing. That was affordable over thirteen consecutive weeks. It is not affordable over seven convertible ones — a week of unblocking inside the sprint costs 20 approaches and about 3.8 of a point. So the unblocking happens now, before the clock starts.</w:t>
       </w:r>
     </w:p>
     <w:tbl>
@@ -17120,7 +17139,7 @@
                 <w:sz w:val="18"/>
                 <w:szCs w:val="18"/>
               </w:rPr>
-              <w:t xml:space="preserve">GE Vernova</w:t>
+              <w:t xml:space="preserve">Tier-four main contractors in the sprint</w:t>
             </w:r>
           </w:p>
         </w:tc>
@@ -17146,7 +17165,7 @@
                 <w:sz w:val="18"/>
                 <w:szCs w:val="18"/>
               </w:rPr>
-              <w:t xml:space="preserve">2027. The single no-ask email already drafted is the last contact.</w:t>
+              <w:t xml:space="preserve">They are in the weeks 8–13 pipeline batch instead. Their decision cycle is longer than the 6 working weeks the convertible window has, so a sprint approach to them is a Q1 approach sent in October.</w:t>
             </w:r>
           </w:p>
         </w:tc>
@@ -17173,67 +17192,13 @@
                 <w:sz w:val="18"/>
                 <w:szCs w:val="18"/>
               </w:rPr>
-              <w:t xml:space="preserve">Tier-four main contractors in the sprint</w:t>
+              <w:t xml:space="preserve">Any activity in the shutdown</w:t>
             </w:r>
           </w:p>
         </w:tc>
         <w:tc>
           <w:tcPr>
             <w:tcW w:type="dxa" w:w="5600"/>
-            <w:tcMar>
-              <w:top w:type="dxa" w:w="70"/>
-              <w:left w:type="dxa" w:w="110"/>
-              <w:bottom w:type="dxa" w:w="70"/>
-              <w:right w:type="dxa" w:w="110"/>
-            </w:tcMar>
-          </w:tcPr>
-          <w:p>
-            <w:pPr>
-              <w:spacing w:after="0" w:before="0" w:line="250"/>
-            </w:pPr>
-            <w:r>
-              <w:rPr>
-                <w:rFonts w:ascii="Arial" w:cs="Arial" w:eastAsia="Arial" w:hAnsi="Arial"/>
-                <w:color w:val="14181D"/>
-                <w:sz w:val="18"/>
-                <w:szCs w:val="18"/>
-              </w:rPr>
-              <w:t xml:space="preserve">They are in the weeks 8–13 pipeline batch instead. Their decision cycle is longer than the 6 working weeks the convertible window has, so a sprint approach to them is a Q1 approach sent in October.</w:t>
-            </w:r>
-          </w:p>
-        </w:tc>
-      </w:tr>
-      <w:tr>
-        <w:tc>
-          <w:tcPr>
-            <w:tcW w:type="dxa" w:w="2700"/>
-            <w:shd w:fill="F2EFE7" w:color="auto" w:val="clear"/>
-            <w:tcMar>
-              <w:top w:type="dxa" w:w="70"/>
-              <w:left w:type="dxa" w:w="110"/>
-              <w:bottom w:type="dxa" w:w="70"/>
-              <w:right w:type="dxa" w:w="110"/>
-            </w:tcMar>
-          </w:tcPr>
-          <w:p>
-            <w:pPr>
-              <w:spacing w:after="0" w:before="0" w:line="250"/>
-            </w:pPr>
-            <w:r>
-              <w:rPr>
-                <w:rFonts w:ascii="Arial" w:cs="Arial" w:eastAsia="Arial" w:hAnsi="Arial"/>
-                <w:color w:val="14181D"/>
-                <w:sz w:val="18"/>
-                <w:szCs w:val="18"/>
-              </w:rPr>
-              <w:t xml:space="preserve">Any activity in the shutdown</w:t>
-            </w:r>
-          </w:p>
-        </w:tc>
-        <w:tc>
-          <w:tcPr>
-            <w:tcW w:type="dxa" w:w="5600"/>
-            <w:shd w:fill="F2EFE7" w:color="auto" w:val="clear"/>
             <w:tcMar>
               <w:top w:type="dxa" w:w="70"/>
               <w:left w:type="dxa" w:w="110"/>
@@ -17507,7 +17472,7 @@
         <w:sz w:val="14"/>
         <w:szCs w:val="14"/>
       </w:rPr>
-      <w:t xml:space="preserve">ETABLIX · UK go-to-market · the operating model · Rev 5</w:t>
+      <w:t xml:space="preserve">ETABLIX · UK go-to-market · the operating model · Rev 6</w:t>
     </w:r>
   </w:p>
 </w:hdr>

--- a/business/strategy/ETABLIX-Go-To-Market-UK-13-Week-Plan.docx
+++ b/business/strategy/ETABLIX-Go-To-Market-UK-13-Week-Plan.docx
@@ -6782,7 +6782,7 @@
                 <w:sz w:val="18"/>
                 <w:szCs w:val="18"/>
               </w:rPr>
-              <w:t xml:space="preserve">One sentence and the specimen attached. “This is what the deliverable looks like — sixteen pages on an invented scheme, so no client is shown.” Nothing else. The document argues.</w:t>
+              <w:t xml:space="preserve">One sentence and the specimen attached. “This is what the deliverable looks like — eleven pages on an invented scheme, so no client is shown.” Nothing else. The document argues.</w:t>
             </w:r>
           </w:p>
         </w:tc>

--- a/business/strategy/ETABLIX-Go-To-Market-UK-13-Week-Plan.docx
+++ b/business/strategy/ETABLIX-Go-To-Market-UK-13-Week-Plan.docx
@@ -17283,7 +17283,7 @@
           <w:sz w:val="20"/>
           <w:szCs w:val="20"/>
         </w:rPr>
-        <w:t xml:space="preserve">Name  [name]</w:t>
+        <w:t xml:space="preserve">Name  Justin Ngolu Nseya MCIOB</w:t>
       </w:r>
     </w:p>
     <w:p>
@@ -17315,8 +17315,8 @@
       </w:r>
     </w:p>
     <w:sectPr>
-      <w:headerReference w:type="default" r:id="rId7"/>
-      <w:footerReference w:type="default" r:id="rId8"/>
+      <w:headerReference w:type="default" r:id="rId6"/>
+      <w:footerReference w:type="default" r:id="rId7"/>
       <w:pgSz w:w="11906" w:h="16838" w:orient="portrait"/>
       <w:pgMar w:top="1100" w:right="1100" w:bottom="1100" w:left="1100" w:header="708" w:footer="708" w:gutter="0"/>
       <w:pgNumType/>
@@ -17324,10 +17324,6 @@
     </w:sectPr>
   </w:body>
 </w:document>
-</file>
-
-<file path=word/comments.xml><?xml version="1.0" encoding="utf-8"?>
-<w:comments xmlns:cx="http://schemas.microsoft.com/office/drawing/2014/chartex" xmlns:cx1="http://schemas.microsoft.com/office/drawing/2015/9/8/chartex" xmlns:cx2="http://schemas.microsoft.com/office/drawing/2015/10/21/chartex" xmlns:cx3="http://schemas.microsoft.com/office/drawing/2016/5/9/chartex" xmlns:cx4="http://schemas.microsoft.com/office/drawing/2016/5/10/chartex" xmlns:cx5="http://schemas.microsoft.com/office/drawing/2016/5/11/chartex" xmlns:cx6="http://schemas.microsoft.com/office/drawing/2016/5/12/chartex" xmlns:cx7="http://schemas.microsoft.com/office/drawing/2016/5/13/chartex" xmlns:cx8="http://schemas.microsoft.com/office/drawing/2016/5/14/chartex" xmlns:mc="http://schemas.openxmlformats.org/markup-compatibility/2006" xmlns:aink="http://schemas.microsoft.com/office/drawing/2016/ink" xmlns:am3d="http://schemas.microsoft.com/office/drawing/2017/model3d" xmlns:o="urn:schemas-microsoft-com:office:office" xmlns:r="http://schemas.openxmlformats.org/officeDocument/2006/relationships" xmlns:m="http://schemas.openxmlformats.org/officeDocument/2006/math" xmlns:v="urn:schemas-microsoft-com:vml" xmlns:wp14="http://schemas.microsoft.com/office/word/2010/wordprocessingDrawing" xmlns:wp="http://schemas.openxmlformats.org/drawingml/2006/wordprocessingDrawing" xmlns:w10="urn:schemas-microsoft-com:office:word" xmlns:w="http://schemas.openxmlformats.org/wordprocessingml/2006/main" xmlns:w14="http://schemas.microsoft.com/office/word/2010/wordml" xmlns:w15="http://schemas.microsoft.com/office/word/2012/wordml" xmlns:w16cex="http://schemas.microsoft.com/office/word/2018/wordml/cex" xmlns:w16cid="http://schemas.microsoft.com/office/word/2016/wordml/cid" xmlns:w16="http://schemas.microsoft.com/office/word/2018/wordml" xmlns:w16sdtdh="http://schemas.microsoft.com/office/word/2020/wordml/sdtdatahash" xmlns:w16se="http://schemas.microsoft.com/office/word/2015/wordml/symex" xmlns:wpg="http://schemas.microsoft.com/office/word/2010/wordprocessingGroup" xmlns:wpi="http://schemas.microsoft.com/office/word/2010/wordprocessingInk" xmlns:wne="http://schemas.microsoft.com/office/word/2006/wordml" xmlns:wps="http://schemas.microsoft.com/office/word/2010/wordprocessingShape"/>
 </file>
 
 <file path=word/endnotes.xml><?xml version="1.0" encoding="utf-8"?>
@@ -17482,7 +17478,7 @@
 <w:numbering xmlns:wpc="http://schemas.microsoft.com/office/word/2010/wordprocessingCanvas" xmlns:mc="http://schemas.openxmlformats.org/markup-compatibility/2006" xmlns:o="urn:schemas-microsoft-com:office:office" xmlns:r="http://schemas.openxmlformats.org/officeDocument/2006/relationships" xmlns:m="http://schemas.openxmlformats.org/officeDocument/2006/math" xmlns:v="urn:schemas-microsoft-com:vml" xmlns:wp14="http://schemas.microsoft.com/office/word/2010/wordprocessingDrawing" xmlns:wp="http://schemas.openxmlformats.org/drawingml/2006/wordprocessingDrawing" xmlns:w10="urn:schemas-microsoft-com:office:word" xmlns:w="http://schemas.openxmlformats.org/wordprocessingml/2006/main" xmlns:w14="http://schemas.microsoft.com/office/word/2010/wordml" xmlns:w15="http://schemas.microsoft.com/office/word/2012/wordml" xmlns:wpg="http://schemas.microsoft.com/office/word/2010/wordprocessingGroup" xmlns:wpi="http://schemas.microsoft.com/office/word/2010/wordprocessingInk" xmlns:wne="http://schemas.microsoft.com/office/word/2006/wordml" xmlns:wps="http://schemas.microsoft.com/office/word/2010/wordprocessingShape" mc:Ignorable="w14 w15 wp14">
   <w:abstractNum w:abstractNumId="1" w15:restartNumberingAfterBreak="0">
     <w:multiLevelType w:val="hybridMultilevel"/>
-    <w:lvl w:ilvl="0" w15:tentative="1">
+    <w:lvl w:ilvl="0" w:tentative="1">
       <w:start w:val="1"/>
       <w:numFmt w:val="bullet"/>
       <w:lvlText w:val="●"/>
@@ -17491,7 +17487,7 @@
         <w:ind w:left="720" w:hanging="360"/>
       </w:pPr>
     </w:lvl>
-    <w:lvl w:ilvl="1" w15:tentative="1">
+    <w:lvl w:ilvl="1" w:tentative="1">
       <w:start w:val="1"/>
       <w:numFmt w:val="bullet"/>
       <w:lvlText w:val="○"/>
@@ -17500,7 +17496,7 @@
         <w:ind w:left="1440" w:hanging="360"/>
       </w:pPr>
     </w:lvl>
-    <w:lvl w:ilvl="2" w15:tentative="1">
+    <w:lvl w:ilvl="2" w:tentative="1">
       <w:start w:val="1"/>
       <w:numFmt w:val="bullet"/>
       <w:lvlText w:val="■"/>
@@ -17509,7 +17505,7 @@
         <w:ind w:left="2160" w:hanging="360"/>
       </w:pPr>
     </w:lvl>
-    <w:lvl w:ilvl="3" w15:tentative="1">
+    <w:lvl w:ilvl="3" w:tentative="1">
       <w:start w:val="1"/>
       <w:numFmt w:val="bullet"/>
       <w:lvlText w:val="●"/>
@@ -17518,7 +17514,7 @@
         <w:ind w:left="2880" w:hanging="360"/>
       </w:pPr>
     </w:lvl>
-    <w:lvl w:ilvl="4" w15:tentative="1">
+    <w:lvl w:ilvl="4" w:tentative="1">
       <w:start w:val="1"/>
       <w:numFmt w:val="bullet"/>
       <w:lvlText w:val="○"/>
@@ -17527,7 +17523,7 @@
         <w:ind w:left="3600" w:hanging="360"/>
       </w:pPr>
     </w:lvl>
-    <w:lvl w:ilvl="5" w15:tentative="1">
+    <w:lvl w:ilvl="5" w:tentative="1">
       <w:start w:val="1"/>
       <w:numFmt w:val="bullet"/>
       <w:lvlText w:val="■"/>
@@ -17536,7 +17532,7 @@
         <w:ind w:left="4320" w:hanging="360"/>
       </w:pPr>
     </w:lvl>
-    <w:lvl w:ilvl="6" w15:tentative="1">
+    <w:lvl w:ilvl="6" w:tentative="1">
       <w:start w:val="1"/>
       <w:numFmt w:val="bullet"/>
       <w:lvlText w:val="●"/>
@@ -17545,7 +17541,7 @@
         <w:ind w:left="5040" w:hanging="360"/>
       </w:pPr>
     </w:lvl>
-    <w:lvl w:ilvl="7" w15:tentative="1">
+    <w:lvl w:ilvl="7" w:tentative="1">
       <w:start w:val="1"/>
       <w:numFmt w:val="bullet"/>
       <w:lvlText w:val="●"/>
@@ -17554,7 +17550,7 @@
         <w:ind w:left="5760" w:hanging="360"/>
       </w:pPr>
     </w:lvl>
-    <w:lvl w:ilvl="8" w15:tentative="1">
+    <w:lvl w:ilvl="8" w:tentative="1">
       <w:start w:val="1"/>
       <w:numFmt w:val="bullet"/>
       <w:lvlText w:val="●"/>
@@ -17566,7 +17562,7 @@
   </w:abstractNum>
   <w:abstractNum w:abstractNumId="2" w15:restartNumberingAfterBreak="0">
     <w:multiLevelType w:val="hybridMultilevel"/>
-    <w:lvl w:ilvl="0" w15:tentative="1">
+    <w:lvl w:ilvl="0" w:tentative="1">
       <w:start w:val="1"/>
       <w:numFmt w:val="bullet"/>
       <w:lvlText w:val="–"/>
@@ -17610,6 +17606,10 @@
     </w:rPrDefault>
     <w:pPrDefault/>
   </w:docDefaults>
+  <w:style w:type="paragraph" w:styleId="Normal" w:default="1">
+    <w:name w:val="Normal"/>
+    <w:qFormat/>
+  </w:style>
   <w:style w:type="paragraph" w:styleId="Title">
     <w:name w:val="Title"/>
     <w:basedOn w:val="Normal"/>
@@ -17782,4 +17782,294 @@
     </w:rPr>
   </w:style>
 </w:styles>
+</file>
+
+<file path=word/theme/theme1.xml><?xml version="1.0" encoding="utf-8"?>
+<a:theme xmlns:a="http://schemas.openxmlformats.org/drawingml/2006/main" name="Office Theme">
+  <a:themeElements>
+    <a:clrScheme name="Office">
+      <a:dk1>
+        <a:sysClr val="windowText" lastClr="000000"/>
+      </a:dk1>
+      <a:lt1>
+        <a:sysClr val="window" lastClr="FFFFFF"/>
+      </a:lt1>
+      <a:dk2>
+        <a:srgbClr val="44546A"/>
+      </a:dk2>
+      <a:lt2>
+        <a:srgbClr val="E7E6E6"/>
+      </a:lt2>
+      <a:accent1>
+        <a:srgbClr val="4472C4"/>
+      </a:accent1>
+      <a:accent2>
+        <a:srgbClr val="ED7D31"/>
+      </a:accent2>
+      <a:accent3>
+        <a:srgbClr val="A5A5A5"/>
+      </a:accent3>
+      <a:accent4>
+        <a:srgbClr val="FFC000"/>
+      </a:accent4>
+      <a:accent5>
+        <a:srgbClr val="5B9BD5"/>
+      </a:accent5>
+      <a:accent6>
+        <a:srgbClr val="70AD47"/>
+      </a:accent6>
+      <a:hlink>
+        <a:srgbClr val="0563C1"/>
+      </a:hlink>
+      <a:folHlink>
+        <a:srgbClr val="954F72"/>
+      </a:folHlink>
+    </a:clrScheme>
+    <a:fontScheme name="Office">
+      <a:majorFont>
+        <a:latin typeface="Calibri Light" panose="020F0302020204030204"/>
+        <a:ea typeface=""/>
+        <a:cs typeface=""/>
+        <a:font script="Jpan" typeface="游ゴシック Light"/>
+        <a:font script="Hang" typeface="맑은 고딕"/>
+        <a:font script="Hans" typeface="等线 Light"/>
+        <a:font script="Hant" typeface="新細明體"/>
+        <a:font script="Arab" typeface="Times New Roman"/>
+        <a:font script="Hebr" typeface="Times New Roman"/>
+        <a:font script="Thai" typeface="Angsana New"/>
+        <a:font script="Ethi" typeface="Nyala"/>
+        <a:font script="Beng" typeface="Vrinda"/>
+        <a:font script="Gujr" typeface="Shruti"/>
+        <a:font script="Khmr" typeface="MoolBoran"/>
+        <a:font script="Knda" typeface="Tunga"/>
+        <a:font script="Guru" typeface="Raavi"/>
+        <a:font script="Cans" typeface="Euphemia"/>
+        <a:font script="Cher" typeface="Plantagenet Cherokee"/>
+        <a:font script="Yiii" typeface="Microsoft Yi Baiti"/>
+        <a:font script="Tibt" typeface="Microsoft Himalaya"/>
+        <a:font script="Thaa" typeface="MV Boli"/>
+        <a:font script="Deva" typeface="Mangal"/>
+        <a:font script="Telu" typeface="Gautami"/>
+        <a:font script="Taml" typeface="Latha"/>
+        <a:font script="Syrc" typeface="Estrangelo Edessa"/>
+        <a:font script="Orya" typeface="Kalinga"/>
+        <a:font script="Mlym" typeface="Kartika"/>
+        <a:font script="Laoo" typeface="DokChampa"/>
+        <a:font script="Sinh" typeface="Iskoola Pota"/>
+        <a:font script="Mong" typeface="Mongolian Baiti"/>
+        <a:font script="Viet" typeface="Times New Roman"/>
+        <a:font script="Uigh" typeface="Microsoft Uighur"/>
+        <a:font script="Geor" typeface="Sylfaen"/>
+        <a:font script="Armn" typeface="Arial"/>
+        <a:font script="Bugi" typeface="Leelawadee UI"/>
+        <a:font script="Bopo" typeface="Microsoft JhengHei"/>
+        <a:font script="Java" typeface="Javanese Text"/>
+        <a:font script="Lisu" typeface="Segoe UI"/>
+        <a:font script="Mymr" typeface="Myanmar Text"/>
+        <a:font script="Nkoo" typeface="Ebrima"/>
+        <a:font script="Olck" typeface="Nirmala UI"/>
+        <a:font script="Osma" typeface="Ebrima"/>
+        <a:font script="Phag" typeface="Phagspa"/>
+        <a:font script="Syrn" typeface="Estrangelo Edessa"/>
+        <a:font script="Syrj" typeface="Estrangelo Edessa"/>
+        <a:font script="Syre" typeface="Estrangelo Edessa"/>
+        <a:font script="Sora" typeface="Nirmala UI"/>
+        <a:font script="Tale" typeface="Microsoft Tai Le"/>
+        <a:font script="Talu" typeface="Microsoft New Tai Lue"/>
+        <a:font script="Tfng" typeface="Ebrima"/>
+      </a:majorFont>
+      <a:minorFont>
+        <a:latin typeface="Calibri" panose="020F0502020204030204"/>
+        <a:ea typeface=""/>
+        <a:cs typeface=""/>
+        <a:font script="Jpan" typeface="游明朝"/>
+        <a:font script="Hang" typeface="맑은 고딕"/>
+        <a:font script="Hans" typeface="等线"/>
+        <a:font script="Hant" typeface="新細明體"/>
+        <a:font script="Arab" typeface="Arial"/>
+        <a:font script="Hebr" typeface="Arial"/>
+        <a:font script="Thai" typeface="Cordia New"/>
+        <a:font script="Ethi" typeface="Nyala"/>
+        <a:font script="Beng" typeface="Vrinda"/>
+        <a:font script="Gujr" typeface="Shruti"/>
+        <a:font script="Khmr" typeface="DaunPenh"/>
+        <a:font script="Knda" typeface="Tunga"/>
+        <a:font script="Guru" typeface="Raavi"/>
+        <a:font script="Cans" typeface="Euphemia"/>
+        <a:font script="Cher" typeface="Plantagenet Cherokee"/>
+        <a:font script="Yiii" typeface="Microsoft Yi Baiti"/>
+        <a:font script="Tibt" typeface="Microsoft Himalaya"/>
+        <a:font script="Thaa" typeface="MV Boli"/>
+        <a:font script="Deva" typeface="Mangal"/>
+        <a:font script="Telu" typeface="Gautami"/>
+        <a:font script="Taml" typeface="Latha"/>
+        <a:font script="Syrc" typeface="Estrangelo Edessa"/>
+        <a:font script="Orya" typeface="Kalinga"/>
+        <a:font script="Mlym" typeface="Kartika"/>
+        <a:font script="Laoo" typeface="DokChampa"/>
+        <a:font script="Sinh" typeface="Iskoola Pota"/>
+        <a:font script="Mong" typeface="Mongolian Baiti"/>
+        <a:font script="Viet" typeface="Arial"/>
+        <a:font script="Uigh" typeface="Microsoft Uighur"/>
+        <a:font script="Geor" typeface="Sylfaen"/>
+        <a:font script="Armn" typeface="Arial"/>
+        <a:font script="Bugi" typeface="Leelawadee UI"/>
+        <a:font script="Bopo" typeface="Microsoft JhengHei"/>
+        <a:font script="Java" typeface="Javanese Text"/>
+        <a:font script="Lisu" typeface="Segoe UI"/>
+        <a:font script="Mymr" typeface="Myanmar Text"/>
+        <a:font script="Nkoo" typeface="Ebrima"/>
+        <a:font script="Olck" typeface="Nirmala UI"/>
+        <a:font script="Osma" typeface="Ebrima"/>
+        <a:font script="Phag" typeface="Phagspa"/>
+        <a:font script="Syrn" typeface="Estrangelo Edessa"/>
+        <a:font script="Syrj" typeface="Estrangelo Edessa"/>
+        <a:font script="Syre" typeface="Estrangelo Edessa"/>
+        <a:font script="Sora" typeface="Nirmala UI"/>
+        <a:font script="Tale" typeface="Microsoft Tai Le"/>
+        <a:font script="Talu" typeface="Microsoft New Tai Lue"/>
+        <a:font script="Tfng" typeface="Ebrima"/>
+      </a:minorFont>
+    </a:fontScheme>
+    <a:fmtScheme name="Office">
+      <a:fillStyleLst>
+        <a:solidFill>
+          <a:schemeClr val="phClr"/>
+        </a:solidFill>
+        <a:gradFill rotWithShape="true">
+          <a:gsLst>
+            <a:gs pos="0">
+              <a:schemeClr val="phClr">
+                <a:lumMod val="110000"/>
+                <a:satMod val="105000"/>
+                <a:tint val="67000"/>
+              </a:schemeClr>
+            </a:gs>
+            <a:gs pos="50000">
+              <a:schemeClr val="phClr">
+                <a:lumMod val="105000"/>
+                <a:satMod val="103000"/>
+                <a:tint val="73000"/>
+              </a:schemeClr>
+            </a:gs>
+            <a:gs pos="100000">
+              <a:schemeClr val="phClr">
+                <a:lumMod val="105000"/>
+                <a:satMod val="109000"/>
+                <a:tint val="81000"/>
+              </a:schemeClr>
+            </a:gs>
+          </a:gsLst>
+          <a:lin ang="5400000" scaled="false"/>
+        </a:gradFill>
+        <a:gradFill rotWithShape="true">
+          <a:gsLst>
+            <a:gs pos="0">
+              <a:schemeClr val="phClr">
+                <a:satMod val="103000"/>
+                <a:lumMod val="102000"/>
+                <a:tint val="94000"/>
+              </a:schemeClr>
+            </a:gs>
+            <a:gs pos="50000">
+              <a:schemeClr val="phClr">
+                <a:satMod val="110000"/>
+                <a:lumMod val="100000"/>
+                <a:shade val="100000"/>
+              </a:schemeClr>
+            </a:gs>
+            <a:gs pos="100000">
+              <a:schemeClr val="phClr">
+                <a:lumMod val="99000"/>
+                <a:satMod val="120000"/>
+                <a:shade val="78000"/>
+              </a:schemeClr>
+            </a:gs>
+          </a:gsLst>
+          <a:lin ang="5400000" scaled="false"/>
+        </a:gradFill>
+      </a:fillStyleLst>
+      <a:lnStyleLst>
+        <a:ln w="6350" cap="flat" cmpd="sng" algn="ctr">
+          <a:solidFill>
+            <a:schemeClr val="phClr"/>
+          </a:solidFill>
+          <a:prstDash val="solid"/>
+          <a:miter lim="800000"/>
+        </a:ln>
+        <a:ln w="12700" cap="flat" cmpd="sng" algn="ctr">
+          <a:solidFill>
+            <a:schemeClr val="phClr"/>
+          </a:solidFill>
+          <a:prstDash val="solid"/>
+          <a:miter lim="800000"/>
+        </a:ln>
+        <a:ln w="19050" cap="flat" cmpd="sng" algn="ctr">
+          <a:solidFill>
+            <a:schemeClr val="phClr"/>
+          </a:solidFill>
+          <a:prstDash val="solid"/>
+          <a:miter lim="800000"/>
+        </a:ln>
+      </a:lnStyleLst>
+      <a:effectStyleLst>
+        <a:effectStyle>
+          <a:effectLst/>
+        </a:effectStyle>
+        <a:effectStyle>
+          <a:effectLst/>
+        </a:effectStyle>
+        <a:effectStyle>
+          <a:effectLst>
+            <a:outerShdw blurRad="57150" dist="19050" dir="5400000" algn="ctr" rotWithShape="false">
+              <a:srgbClr val="000000">
+                <a:alpha val="63000"/>
+              </a:srgbClr>
+            </a:outerShdw>
+          </a:effectLst>
+        </a:effectStyle>
+      </a:effectStyleLst>
+      <a:bgFillStyleLst>
+        <a:solidFill>
+          <a:schemeClr val="phClr"/>
+        </a:solidFill>
+        <a:solidFill>
+          <a:schemeClr val="phClr">
+            <a:tint val="95000"/>
+            <a:satMod val="170000"/>
+          </a:schemeClr>
+        </a:solidFill>
+        <a:gradFill rotWithShape="true">
+          <a:gsLst>
+            <a:gs pos="0">
+              <a:schemeClr val="phClr">
+                <a:tint val="93000"/>
+                <a:satMod val="150000"/>
+                <a:shade val="98000"/>
+                <a:lumMod val="102000"/>
+              </a:schemeClr>
+            </a:gs>
+            <a:gs pos="50000">
+              <a:schemeClr val="phClr">
+                <a:tint val="98000"/>
+                <a:satMod val="130000"/>
+                <a:shade val="90000"/>
+                <a:lumMod val="103000"/>
+              </a:schemeClr>
+            </a:gs>
+            <a:gs pos="100000">
+              <a:schemeClr val="phClr">
+                <a:shade val="63000"/>
+                <a:satMod val="120000"/>
+              </a:schemeClr>
+            </a:gs>
+          </a:gsLst>
+          <a:lin ang="5400000" scaled="false"/>
+        </a:gradFill>
+      </a:bgFillStyleLst>
+    </a:fmtScheme>
+  </a:themeElements>
+  <a:objectDefaults/>
+  <a:extraClrSchemeLst/>
+</a:theme>
 </file>